--- a/pr-preview/pr-192/chapters/intro.docx
+++ b/pr-preview/pr-192/chapters/intro.docx
@@ -15,7 +15,7 @@
         <w:pStyle w:val="Date"/>
       </w:pPr>
       <w:r>
-        <w:t xml:space="preserve">Last modified: 2026-10-14 01:32:06 (PDT)</w:t>
+        <w:t xml:space="preserve">Last modified: 2026-10-16 10:26:16 (PDT)</w:t>
       </w:r>
     </w:p>
     <w:tbl>
@@ -184,7 +184,7 @@
         <w:t xml:space="preserve">Most of its rules apply to any writing that explains technical ideas.</w:t>
       </w:r>
     </w:p>
-    <w:bookmarkStart w:id="15" w:name="what-the-book-covers"/>
+    <w:bookmarkStart w:id="16" w:name="what-the-book-covers"/>
     <w:p>
       <w:pPr>
         <w:pStyle w:val="Heading2"/>
@@ -210,7 +210,7 @@
         <w:t xml:space="preserve"> </w:t>
       </w:r>
       <w:r>
-        <w:t xml:space="preserve">Three chapters cover one kind of document:</w:t>
+        <w:t xml:space="preserve">Four chapters cover one kind of document:</w:t>
       </w:r>
     </w:p>
     <w:p>
@@ -276,8 +276,31 @@
         <w:t xml:space="preserve">covers lecture notes, slides, and problem sets.</w:t>
       </w:r>
     </w:p>
-    <w:bookmarkEnd w:id="15"/>
-    <w:bookmarkStart w:id="17" w:name="who-the-book-is-for"/>
+    <w:p>
+      <w:pPr>
+        <w:pStyle w:val="Compact"/>
+        <w:numPr>
+          <w:ilvl w:val="0"/>
+          <w:numId w:val="1001"/>
+        </w:numPr>
+      </w:pPr>
+      <w:hyperlink r:id="rId15">
+        <w:r>
+          <w:rPr>
+            <w:rStyle w:val="Hyperlink"/>
+          </w:rPr>
+          <w:t xml:space="preserve">Writing for code review and software</w:t>
+        </w:r>
+      </w:hyperlink>
+      <w:r>
+        <w:t xml:space="preserve"> </w:t>
+      </w:r>
+      <w:r>
+        <w:t xml:space="preserve">covers pull requests, issues, commit messages, READMEs, code comments, and release notes.</w:t>
+      </w:r>
+    </w:p>
+    <w:bookmarkEnd w:id="16"/>
+    <w:bookmarkStart w:id="18" w:name="who-the-book-is-for"/>
     <w:p>
       <w:pPr>
         <w:pStyle w:val="Heading2"/>
@@ -346,7 +369,7 @@
       <w:r>
         <w:t xml:space="preserve"> </w:t>
       </w:r>
-      <w:hyperlink r:id="rId16">
+      <w:hyperlink r:id="rId17">
         <w:r>
           <w:rPr>
             <w:rStyle w:val="Hyperlink"/>
@@ -397,8 +420,8 @@
         <w:t xml:space="preserve">without knowing what the paper is about.</w:t>
       </w:r>
     </w:p>
-    <w:bookmarkEnd w:id="17"/>
-    <w:bookmarkStart w:id="27" w:name="how-the-book-is-organized"/>
+    <w:bookmarkEnd w:id="18"/>
+    <w:bookmarkStart w:id="29" w:name="how-the-book-is-organized"/>
     <w:p>
       <w:pPr>
         <w:pStyle w:val="Heading2"/>
@@ -412,7 +435,7 @@
         <w:pStyle w:val="FirstParagraph"/>
       </w:pPr>
       <w:r>
-        <w:t xml:space="preserve">The chapters fall into four groups:</w:t>
+        <w:t xml:space="preserve">The chapters fall into six groups:</w:t>
       </w:r>
     </w:p>
     <w:p>
@@ -435,7 +458,7 @@
           <w:numId w:val="1003"/>
         </w:numPr>
       </w:pPr>
-      <w:hyperlink r:id="rId18">
+      <w:hyperlink r:id="rId19">
         <w:r>
           <w:rPr>
             <w:rStyle w:val="Hyperlink"/>
@@ -452,7 +475,7 @@
           <w:numId w:val="1003"/>
         </w:numPr>
       </w:pPr>
-      <w:hyperlink r:id="rId19">
+      <w:hyperlink r:id="rId20">
         <w:r>
           <w:rPr>
             <w:rStyle w:val="Hyperlink"/>
@@ -469,7 +492,7 @@
           <w:numId w:val="1003"/>
         </w:numPr>
       </w:pPr>
-      <w:hyperlink r:id="rId20">
+      <w:hyperlink r:id="rId21">
         <w:r>
           <w:rPr>
             <w:rStyle w:val="Hyperlink"/>
@@ -544,7 +567,7 @@
           <w:numId w:val="1005"/>
         </w:numPr>
       </w:pPr>
-      <w:hyperlink r:id="rId21">
+      <w:hyperlink r:id="rId22">
         <w:r>
           <w:rPr>
             <w:rStyle w:val="Hyperlink"/>
@@ -561,7 +584,7 @@
           <w:numId w:val="1005"/>
         </w:numPr>
       </w:pPr>
-      <w:hyperlink r:id="rId22">
+      <w:hyperlink r:id="rId23">
         <w:r>
           <w:rPr>
             <w:rStyle w:val="Hyperlink"/>
@@ -578,7 +601,7 @@
           <w:numId w:val="1005"/>
         </w:numPr>
       </w:pPr>
-      <w:hyperlink r:id="rId23">
+      <w:hyperlink r:id="rId24">
         <w:r>
           <w:rPr>
             <w:rStyle w:val="Hyperlink"/>
@@ -595,7 +618,7 @@
           <w:numId w:val="1005"/>
         </w:numPr>
       </w:pPr>
-      <w:hyperlink r:id="rId24">
+      <w:hyperlink r:id="rId25">
         <w:r>
           <w:rPr>
             <w:rStyle w:val="Hyperlink"/>
@@ -612,7 +635,7 @@
           <w:numId w:val="1005"/>
         </w:numPr>
       </w:pPr>
-      <w:hyperlink r:id="rId25">
+      <w:hyperlink r:id="rId26">
         <w:r>
           <w:rPr>
             <w:rStyle w:val="Hyperlink"/>
@@ -652,6 +675,64 @@
     </w:p>
     <w:p>
       <w:pPr>
+        <w:pStyle w:val="Compact"/>
+        <w:numPr>
+          <w:ilvl w:val="0"/>
+          <w:numId w:val="1002"/>
+        </w:numPr>
+      </w:pPr>
+      <w:r>
+        <w:t xml:space="preserve">Software:</w:t>
+      </w:r>
+    </w:p>
+    <w:p>
+      <w:pPr>
+        <w:pStyle w:val="Compact"/>
+        <w:numPr>
+          <w:ilvl w:val="1"/>
+          <w:numId w:val="1007"/>
+        </w:numPr>
+      </w:pPr>
+      <w:hyperlink r:id="rId15">
+        <w:r>
+          <w:rPr>
+            <w:rStyle w:val="Hyperlink"/>
+          </w:rPr>
+          <w:t xml:space="preserve">Writing for code review and software</w:t>
+        </w:r>
+      </w:hyperlink>
+    </w:p>
+    <w:p>
+      <w:pPr>
+        <w:pStyle w:val="Compact"/>
+        <w:numPr>
+          <w:ilvl w:val="0"/>
+          <w:numId w:val="1002"/>
+        </w:numPr>
+      </w:pPr>
+      <w:r>
+        <w:t xml:space="preserve">Thinking:</w:t>
+      </w:r>
+    </w:p>
+    <w:p>
+      <w:pPr>
+        <w:pStyle w:val="Compact"/>
+        <w:numPr>
+          <w:ilvl w:val="1"/>
+          <w:numId w:val="1008"/>
+        </w:numPr>
+      </w:pPr>
+      <w:hyperlink r:id="rId27">
+        <w:r>
+          <w:rPr>
+            <w:rStyle w:val="Hyperlink"/>
+          </w:rPr>
+          <w:t xml:space="preserve">Writing to clarify your thinking</w:t>
+        </w:r>
+      </w:hyperlink>
+    </w:p>
+    <w:p>
+      <w:pPr>
         <w:pStyle w:val="FirstParagraph"/>
       </w:pPr>
       <w:r>
@@ -660,7 +741,7 @@
       <w:r>
         <w:t xml:space="preserve"> </w:t>
       </w:r>
-      <w:hyperlink r:id="rId26">
+      <w:hyperlink r:id="rId28">
         <w:r>
           <w:rPr>
             <w:rStyle w:val="Hyperlink"/>
@@ -681,8 +762,8 @@
         <w:t xml:space="preserve">as a checklist for revising a draft.</w:t>
       </w:r>
     </w:p>
-    <w:bookmarkEnd w:id="27"/>
-    <w:bookmarkStart w:id="28" w:name="how-to-read-the-book"/>
+    <w:bookmarkEnd w:id="29"/>
+    <w:bookmarkStart w:id="30" w:name="how-to-read-the-book"/>
     <w:p>
       <w:pPr>
         <w:pStyle w:val="Heading2"/>
@@ -731,7 +812,7 @@
       <w:r>
         <w:t xml:space="preserve"> </w:t>
       </w:r>
-      <w:hyperlink r:id="rId21">
+      <w:hyperlink r:id="rId22">
         <w:r>
           <w:rPr>
             <w:rStyle w:val="Hyperlink"/>
@@ -819,7 +900,7 @@
       <w:r>
         <w:t xml:space="preserve"> </w:t>
       </w:r>
-      <w:hyperlink r:id="rId26">
+      <w:hyperlink r:id="rId28">
         <w:r>
           <w:rPr>
             <w:rStyle w:val="Hyperlink"/>
@@ -834,8 +915,8 @@
         <w:t xml:space="preserve">checklist when you revise.</w:t>
       </w:r>
     </w:p>
-    <w:bookmarkEnd w:id="28"/>
-    <w:bookmarkStart w:id="34" w:name="sec-further-reading"/>
+    <w:bookmarkEnd w:id="30"/>
+    <w:bookmarkStart w:id="36" w:name="sec-further-reading"/>
     <w:p>
       <w:pPr>
         <w:pStyle w:val="Heading2"/>
@@ -857,7 +938,7 @@
         <w:pStyle w:val="Compact"/>
         <w:numPr>
           <w:ilvl w:val="0"/>
-          <w:numId w:val="1007"/>
+          <w:numId w:val="1009"/>
         </w:numPr>
       </w:pPr>
       <w:r>
@@ -875,7 +956,7 @@
         <w:pStyle w:val="Compact"/>
         <w:numPr>
           <w:ilvl w:val="0"/>
-          <w:numId w:val="1007"/>
+          <w:numId w:val="1009"/>
         </w:numPr>
       </w:pPr>
       <w:r>
@@ -915,7 +996,7 @@
         <w:pStyle w:val="Compact"/>
         <w:numPr>
           <w:ilvl w:val="0"/>
-          <w:numId w:val="1007"/>
+          <w:numId w:val="1009"/>
         </w:numPr>
       </w:pPr>
       <w:r>
@@ -933,10 +1014,10 @@
         <w:pStyle w:val="Compact"/>
         <w:numPr>
           <w:ilvl w:val="0"/>
-          <w:numId w:val="1007"/>
+          <w:numId w:val="1009"/>
         </w:numPr>
       </w:pPr>
-      <w:hyperlink r:id="rId29">
+      <w:hyperlink r:id="rId31">
         <w:r>
           <w:rPr>
             <w:rStyle w:val="Hyperlink"/>
@@ -1020,12 +1101,12 @@
                 <wp:inline>
                   <wp:extent cx="152400" cy="152400"/>
                   <wp:effectExtent b="0" l="0" r="0" t="0"/>
-                  <wp:docPr descr="" title="" id="30" name="Picture"/>
+                  <wp:docPr descr="" title="" id="32" name="Picture"/>
                   <a:graphic>
                     <a:graphicData uri="http://schemas.openxmlformats.org/drawingml/2006/picture">
                       <pic:pic>
                         <pic:nvPicPr>
-                          <pic:cNvPr descr="/opt/quarto/share/formats/docx/note.png" id="31" name="Picture"/>
+                          <pic:cNvPr descr="/opt/quarto/share/formats/docx/note.png" id="33" name="Picture"/>
                           <pic:cNvPicPr>
                             <a:picLocks noChangeArrowheads="1" noChangeAspect="1"/>
                           </pic:cNvPicPr>
@@ -1088,35 +1169,12 @@
               <w:spacing w:before="16" w:after="16"/>
             </w:pPr>
             <w:r>
-              <w:t xml:space="preserve">This list began in the</w:t>
+              <w:t xml:space="preserve">This list traces back to the</w:t>
             </w:r>
             <w:r>
               <w:t xml:space="preserve"> </w:t>
             </w:r>
-            <w:hyperlink r:id="rId32">
-              <w:r>
-                <w:rPr>
-                  <w:rStyle w:val="Hyperlink"/>
-                </w:rPr>
-                <w:t xml:space="preserve">Resources chapter</w:t>
-              </w:r>
-            </w:hyperlink>
-            <w:r>
-              <w:t xml:space="preserve"> </w:t>
-            </w:r>
-            <w:r>
-              <w:t xml:space="preserve">of the UCD-SERG lab manual,</w:t>
-            </w:r>
-            <w:r>
-              <w:t xml:space="preserve"> </w:t>
-            </w:r>
-            <w:r>
-              <w:t xml:space="preserve">which adapted it from the</w:t>
-            </w:r>
-            <w:r>
-              <w:t xml:space="preserve"> </w:t>
-            </w:r>
-            <w:hyperlink r:id="rId33">
+            <w:hyperlink r:id="rId34">
               <w:r>
                 <w:rPr>
                   <w:rStyle w:val="Hyperlink"/>
@@ -1135,8 +1193,33 @@
         </w:tc>
       </w:tr>
     </w:tbl>
-    <w:bookmarkEnd w:id="34"/>
-    <w:bookmarkStart w:id="43" w:name="contributing"/>
+    <w:p>
+      <w:pPr>
+        <w:pStyle w:val="BodyText"/>
+      </w:pPr>
+      <w:r>
+        <w:t xml:space="preserve">For further reading, see the</w:t>
+      </w:r>
+      <w:r>
+        <w:t xml:space="preserve"> </w:t>
+      </w:r>
+      <w:hyperlink r:id="rId35">
+        <w:r>
+          <w:rPr>
+            <w:rStyle w:val="Hyperlink"/>
+          </w:rPr>
+          <w:t xml:space="preserve">Resources chapter</w:t>
+        </w:r>
+      </w:hyperlink>
+      <w:r>
+        <w:t xml:space="preserve"> </w:t>
+      </w:r>
+      <w:r>
+        <w:t xml:space="preserve">of the UCD-SERG lab manual.</w:t>
+      </w:r>
+    </w:p>
+    <w:bookmarkEnd w:id="36"/>
+    <w:bookmarkStart w:id="45" w:name="contributing"/>
     <w:p>
       <w:pPr>
         <w:pStyle w:val="Heading2"/>
@@ -1167,7 +1250,7 @@
       <w:r>
         <w:t xml:space="preserve"> </w:t>
       </w:r>
-      <w:hyperlink r:id="rId35">
+      <w:hyperlink r:id="rId37">
         <w:r>
           <w:rPr>
             <w:rStyle w:val="Hyperlink"/>
@@ -1179,8 +1262,8 @@
         <w:t xml:space="preserve">.</w:t>
       </w:r>
     </w:p>
-    <w:bookmarkStart w:id="42" w:name="refs"/>
-    <w:bookmarkStart w:id="37" w:name="ref-luby2022pathway"/>
+    <w:bookmarkStart w:id="44" w:name="refs"/>
+    <w:bookmarkStart w:id="39" w:name="ref-luby2022pathway"/>
     <w:p>
       <w:pPr>
         <w:pStyle w:val="Bibliography"/>
@@ -1204,7 +1287,7 @@
       <w:r>
         <w:t xml:space="preserve"> </w:t>
       </w:r>
-      <w:hyperlink r:id="rId36">
+      <w:hyperlink r:id="rId38">
         <w:r>
           <w:rPr>
             <w:rStyle w:val="Hyperlink"/>
@@ -1216,8 +1299,8 @@
         <w:t xml:space="preserve">.</w:t>
       </w:r>
     </w:p>
-    <w:bookmarkEnd w:id="37"/>
-    <w:bookmarkStart w:id="39" w:name="ref-natphys2007elements"/>
+    <w:bookmarkEnd w:id="39"/>
+    <w:bookmarkStart w:id="41" w:name="ref-natphys2007elements"/>
     <w:p>
       <w:pPr>
         <w:pStyle w:val="Bibliography"/>
@@ -1250,7 +1333,7 @@
       <w:r>
         <w:t xml:space="preserve"> </w:t>
       </w:r>
-      <w:hyperlink r:id="rId38">
+      <w:hyperlink r:id="rId40">
         <w:r>
           <w:rPr>
             <w:rStyle w:val="Hyperlink"/>
@@ -1262,8 +1345,8 @@
         <w:t xml:space="preserve">.</w:t>
       </w:r>
     </w:p>
-    <w:bookmarkEnd w:id="39"/>
-    <w:bookmarkStart w:id="41" w:name="ref-savage2019"/>
+    <w:bookmarkEnd w:id="41"/>
+    <w:bookmarkStart w:id="43" w:name="ref-savage2019"/>
     <w:p>
       <w:pPr>
         <w:pStyle w:val="Bibliography"/>
@@ -1305,7 +1388,7 @@
       <w:r>
         <w:t xml:space="preserve"> </w:t>
       </w:r>
-      <w:hyperlink r:id="rId40">
+      <w:hyperlink r:id="rId42">
         <w:r>
           <w:rPr>
             <w:rStyle w:val="Hyperlink"/>
@@ -1317,9 +1400,9 @@
         <w:t xml:space="preserve">.</w:t>
       </w:r>
     </w:p>
-    <w:bookmarkEnd w:id="41"/>
-    <w:bookmarkEnd w:id="42"/>
     <w:bookmarkEnd w:id="43"/>
+    <w:bookmarkEnd w:id="44"/>
+    <w:bookmarkEnd w:id="45"/>
     <w:sectPr>
       <w:footnotePr>
         <w:numRestart w:val="eachSect"/>
@@ -1555,6 +1638,12 @@
     <w:abstractNumId w:val="991"/>
   </w:num>
   <w:num w:numId="1007">
+    <w:abstractNumId w:val="991"/>
+  </w:num>
+  <w:num w:numId="1008">
+    <w:abstractNumId w:val="991"/>
+  </w:num>
+  <w:num w:numId="1009">
     <w:abstractNumId w:val="991"/>
   </w:num>
 </w:numbering>
